--- a/career/Nandhakumar_M_Resume.docx
+++ b/career/Nandhakumar_M_Resume.docx
@@ -277,7 +277,29 @@
         <w:rPr>
           <w:b w:val="0"/>
         </w:rPr>
-        <w:t>Developed Python (PySpark) data pipelines on Microsoft Fabric Lakehouse for large-scale structured and semi-structured data.</w:t>
+        <w:t>Develop features for the GigSource project end to end, with React front ends and Node.js APIs.</w:t>
+      </w:r>
+    </w:p>
+    <w:p>
+      <w:pPr>
+        <w:pStyle w:val="ListBullet"/>
+      </w:pPr>
+      <w:r>
+        <w:rPr>
+          <w:b w:val="0"/>
+        </w:rPr>
+        <w:t>Build and maintain Azure DevOps CI/CD pipelines that build and deploy the application.</w:t>
+      </w:r>
+    </w:p>
+    <w:p>
+      <w:pPr>
+        <w:pStyle w:val="ListBullet"/>
+      </w:pPr>
+      <w:r>
+        <w:rPr>
+          <w:b w:val="0"/>
+        </w:rPr>
+        <w:t>Developed Python (PySpark) data pipelines on Microsoft Fabric Lakehouse in the first months of the role, with Azure Data Lake Storage for ingestion and archival.</w:t>
       </w:r>
     </w:p>
     <w:p>
@@ -300,18 +322,7 @@
         <w:rPr>
           <w:b w:val="0"/>
         </w:rPr>
-        <w:t xml:space="preserve"> and increased data reliability by streamlining data workflows.</w:t>
-      </w:r>
-    </w:p>
-    <w:p>
-      <w:pPr>
-        <w:pStyle w:val="ListBullet"/>
-      </w:pPr>
-      <w:r>
-        <w:rPr>
-          <w:b w:val="0"/>
-        </w:rPr>
-        <w:t xml:space="preserve">Built interactive dashboards that improved data accessibility and business insight by </w:t>
+        <w:t xml:space="preserve"> and built dashboards that improved data accessibility and business insight by </w:t>
       </w:r>
       <w:r>
         <w:rPr>
@@ -324,28 +335,6 @@
           <w:b w:val="0"/>
         </w:rPr>
         <w:t>.</w:t>
-      </w:r>
-    </w:p>
-    <w:p>
-      <w:pPr>
-        <w:pStyle w:val="ListBullet"/>
-      </w:pPr>
-      <w:r>
-        <w:rPr>
-          <w:b w:val="0"/>
-        </w:rPr>
-        <w:t>Integrated Azure Data Lake Storage for ingestion, processing and archival of business-critical data.</w:t>
-      </w:r>
-    </w:p>
-    <w:p>
-      <w:pPr>
-        <w:pStyle w:val="ListBullet"/>
-      </w:pPr>
-      <w:r>
-        <w:rPr>
-          <w:b w:val="0"/>
-        </w:rPr>
-        <w:t>Contributed features to React and Node.js applications and their backend APIs.</w:t>
       </w:r>
     </w:p>
     <w:p>
@@ -835,7 +824,7 @@
           <w:b w:val="0"/>
           <w:color w:val="52525B"/>
         </w:rPr>
-        <w:t xml:space="preserve"> | Python, FastAPI, PostgreSQL, Redis, Next.js, OpenAI</w:t>
+        <w:t xml:space="preserve"> | Python, FastAPI, PostgreSQL, Next.js, OpenAI, Azure Blob Storage</w:t>
       </w:r>
     </w:p>
     <w:p>
@@ -843,7 +832,61 @@
         <w:rPr>
           <w:b w:val="0"/>
         </w:rPr>
-        <w:t>Classifies, prioritizes and summarizes Gmail and Outlook email with an LLM and sentiment and emotion analysis; drafts replies, routes messages to teams and sends real-time alerts over WebSockets.</w:t>
+        <w:t>Classifies, prioritizes and summarizes Gmail and Outlook email with an LLM and sentiment analysis; validates senders and attachments, converts and merges documents into one PDF, and replies to the sender automatically.</w:t>
+      </w:r>
+    </w:p>
+    <w:p>
+      <w:pPr>
+        <w:keepNext/>
+        <w:spacing w:before="80"/>
+      </w:pPr>
+      <w:r>
+        <w:rPr>
+          <w:b/>
+        </w:rPr>
+        <w:t>Mediance Healthcare CRM</w:t>
+      </w:r>
+      <w:r>
+        <w:rPr>
+          <w:b w:val="0"/>
+          <w:color w:val="52525B"/>
+        </w:rPr>
+        <w:t xml:space="preserve"> | React, TypeScript, Django REST Framework, Celery, MySQL</w:t>
+      </w:r>
+    </w:p>
+    <w:p>
+      <w:r>
+        <w:rPr>
+          <w:b w:val="0"/>
+        </w:rPr>
+        <w:t>Client CRM and patient portal with six user roles: lead pipeline, consultations, prescriptions and lab reports, email/WhatsApp/SMS notifications, and an English, Hindi and Tamil interface.</w:t>
+      </w:r>
+    </w:p>
+    <w:p>
+      <w:pPr>
+        <w:keepNext/>
+        <w:spacing w:before="80"/>
+      </w:pPr>
+      <w:r>
+        <w:rPr>
+          <w:b/>
+        </w:rPr>
+        <w:t>Fleet Manager</w:t>
+      </w:r>
+      <w:r>
+        <w:rPr>
+          <w:b w:val="0"/>
+          <w:color w:val="52525B"/>
+        </w:rPr>
+        <w:t xml:space="preserve"> | React, Redux Toolkit, Node.js, Express, Sequelize, MySQL</w:t>
+      </w:r>
+    </w:p>
+    <w:p>
+      <w:r>
+        <w:rPr>
+          <w:b w:val="0"/>
+        </w:rPr>
+        <w:t>Phased rewrite of a legacy PHP fleet system: vehicles, drivers, fuel, maintenance and salaries for own and sub-vendor fleets, with document-expiry alerts, PDF quotations and reports.</w:t>
       </w:r>
     </w:p>
     <w:p>
